--- a/docs/הצעה למחקר איכותני יישומי - מעגלים - מתוקן.docx
+++ b/docs/הצעה למחקר איכותני יישומי - מעגלים - מתוקן.docx
@@ -6084,7 +6084,7 @@
           <w:szCs w:val="24"/>
           <w:rtl/>
         </w:rPr>
-        <w:t xml:space="preserve">תלמידים על הרצף האוטיסטי מתמודדים עם אתגרים בתחומי התקשורת החברתית והוויסות הרגשי, העלולים להקשות על השתלבותם בבית הספר ובחברה. בעבר התמקדה מערכת החינוך בעיקר בהישגים לימודיים וקוגניטיביים, אולם כיום גוברת ההכרה כי למידה חברתית-רגשית (SEL) היא מרכיב מרכזי ברווחה האישית ובתפקוד היומיומי של תלמידים אלה (בנבנישתי ופרידמן, 2020; Dale et al., 2022). הצורך במחקר נובע מהחשיבות של יצירת מדדים ברורים להערכת תוכניות חברתיות-רגשיות בשדה, ומהצורך לוודא שתוכניות כמו "מעגלים" אכן מותאמות לצרכים הייחודיים של תלמידים על הרצף. מטרת המחקר היא לבחון את מרכיביה של תוכנית "מעגלים" וללמוד כיצד ניתן להעריך את יישומה בכיתת תקשורת.</w:t>
+        <w:t xml:space="preserve">תלמידים על הרצף האוטיסטי מתמודדים עם אתגרים בתחומי התקשורת החברתית והוויסות הרגשי, העלולים להקשות על השתלבותם בבית הספר ובחברה. בעבר התמקדה מערכת החינוך בעיקר בהישגים לימודיים וקוגניטיביים, אולם כיום גוברת ההכרה כי למידה חברתית-רגשית (SEL) היא מרכיב מרכזי ברווחה האישית ובתפקוד היומיומי של תלמידים אלה (מזרחי ויריב, 2022; Dale et al., 2022). הצורך במחקר נובע מהחשיבות של יצירת מדדים ברורים להערכת תוכניות חברתיות-רגשיות בשדה, ומהצורך לוודא שתוכניות כמו "מעגלים" אכן מותאמות לצרכים הייחודיים של תלמידים על הרצף. מטרת המחקר היא לבחון את מרכיביה של תוכנית "מעגלים" וללמוד כיצד ניתן להעריך את יישומה בכיתת תקשורת.</w:t>
       </w:r>
     </w:p>
     <w:p>
@@ -7284,7 +7284,7 @@
           <w:szCs w:val="24"/>
           <w:rtl/>
         </w:rPr>
-        <w:t xml:space="preserve">תלמידים המאובחנים על הרצף האוטיסטי (ASD) מתאפיינים בקשיים משמעותיים בתפקוד החברתי, הכוללים שונות רבה ביכולותיהם וקושי בהבנת סיטואציות מורכבות (Berard et al., 2017). קשיים אלו מלווים לעיתים קרובות ברמות חרדה גבוהות, הנובעות מהאתגר שבפירוש אינטראקציות חברתיות והצורך המוגבר בתמיכה רגשית מובנית (Hebron &amp; Humphrey, 2014). פגיעה בתפקודים ניהוליים (EF) משפיעה אף היא על יכולת הוויסות העצמי ופירוש רמזים מהסביבה, דבר המדגיש את חשיבותה של התערבות מוקדמת וממוקדת. מחקרים עדכניים מראים כי הקנייה וטיפוח של מיומנויות חברתיות-רגשיות (SEL) הן קריטיות עבור תלמידים אלו, שכן מדובר בתהליך שיטתי המאפשר להם לרכוש ידע ועמדות הדרושים לזיהוי וניהול רגשות, פיתוח אמפתיה ובניית מערכות יחסים חיוביות (מזרחי ויריב, 2022).</w:t>
+        <w:t xml:space="preserve">תלמידים המאובחנים על הרצף האוטיסטי (ASD) מתאפיינים בקשיים משמעותיים בתפקוד החברתי, הכוללים שונות רבה ביכולותיהם וקושי בהבנת סיטואציות חברתיות ושפה מורכבת (גרומן וצוריאל, 2022; Dean et al., 2020). קשיים אלו מלווים לעיתים קרובות ברמות חרדה גבוהות, הנובעות מהאתגר שבפירוש אינטראקציות חברתיות והצורך המוגבר בתמיכה רגשית מובנית (Hillman et al., 2020). פגיעה בתפקודים ניהוליים (EF) משפיעה אף היא על יכולת הוויסות העצמי ופירוש רמזים מהסביבה, דבר המדגיש את חשיבותה של התערבות מוקדמת וממוקדת (Pasqualotto et al., 2021). מחקרים עדכניים מראים כי הקנייה וטיפוח של מיומנויות חברתיות-רגשיות (SEL) הן קריטיות עבור תלמידים אלו, שכן מדובר בתהליך שיטתי המאפשר להם לרכוש ידע ועמדות הדרושים לזיהוי וניהול רגשות, פיתוח אמפתיה ובניית מערכות יחסים חיוביות (מזרחי ויריב, 2022).</w:t>
       </w:r>
     </w:p>
     <w:p>
@@ -7321,7 +7321,7 @@
           <w:szCs w:val="24"/>
           <w:rtl/>
         </w:rPr>
-        <w:t xml:space="preserve">היישום של תוכניות למידה חברתית-רגשית דורש שימוש במודלים המבוססים על למידה מכוונת ושיטתית, המפחיתה את תחושת אי-הוודאות והחרדה בקרב התלמידים (Hebron &amp; Humphrey, 2014). אסטרטגיה מרכזית ביישום זה היא "ניתוח מטלה", המפרק מיומנויות חברתיות מופשטות לשלבים ברורים ומובנים, ובכך מחזק את תחושת המסוגלות והביטחון של התלמיד (מזרחי ויריב, 2022). דוגמה לכך היא תוכנית "מעגלים", המנגישה את המרחב החברתי באופן ויזואלי ומגדירה במפורש גבולות של מגע, דיבור ואמון. שילוב של כלים לימודיים מובנים אלו, המערבים לימוד שיטתי של היקשים חברתיים ותרגול במרחב הכיתתי הטבעי, מאפשר לתלמיד לפרש רמזים מילוליים וליישם אסטרטגיות של ויסות חברתי גם בהקשרים חדשים (הר-צבי ואחרים, 2023).</w:t>
+        <w:t xml:space="preserve">היישום של תוכניות למידה חברתית-רגשית דורש שימוש במודלים המבוססים על למידה מכוונת ושיטתית, המפחיתה את תחושת אי-הוודאות והחרדה בקרב התלמידים (Hillman et al., 2020). אסטרטגיה מרכזית ביישום זה היא "ניתוח מטלה", המפרק מיומנויות חברתיות מופשטות לשלבים ברורים ומובנים, ובכך מחזק את תחושת המסוגלות והביטחון של התלמיד (מזרחי ויריב, 2022). דוגמה לכך היא תוכנית "מעגלים", המנגישה את המרחב החברתי באופן ויזואלי ומגדירה במפורש גבולות של מגע, דיבור ואמון. שילוב של כלים לימודיים מובנים אלו, המערבים לימוד שיטתי של היקשים חברתיים ותרגול במרחב הכיתתי הטבעי, מאפשר לתלמיד לפרש רמזים מילוליים וליישם אסטרטגיות של ויסות חברתי גם בהקשרים חדשים (הר-צבי ואחרים, 2023).</w:t>
       </w:r>
     </w:p>
     <w:p>
@@ -7920,7 +7920,7 @@
           <w:szCs w:val="24"/>
           <w:rtl/>
         </w:rPr>
-        <w:t xml:space="preserve">שיטת ההערכה שנבחרה למחקר זה היא איכותנית-קונסטרוקטיביסטית, ומשמעותה התמקדות בהבנה מעמיקה של החוויה האנושית כפי שהיא נתפסת מנקודת מבטם של המשתתפים. מבחינה תיאורטית, הערכה זו מעוגנת בתפיסה שלפיה המציאות היא הבניה חברתית התלויה במשמעות הסובייקטיבית שמעניקים לה בני האדם, ולפיכך מטרת המחקר האיכותני היא להבין את חוויית המשתתפים ואת המשמעות שהם מייחסים לה (שקדי, 2011). בשיטה זו החוקר משמש ככלי המחקר המרכזי, מפני שהוא גמיש דיו לקלוט את המורכבות ואת ההשתנות המתמדת המאפיינות את השדה החינוכי (צבר-בן יהושע, 2016). המחקר שואף לאסוף נתונים עשירים ותיאוריים במקום מדידות כמותיות והכללות סטטיסטיות, וכך לאפשר פרשנות כוללת של התהליכים החברתיים-רגשיים הנלמדים בכיתה.</w:t>
+        <w:t xml:space="preserve">שיטת ההערכה שנבחרה למחקר זה היא איכותנית-קונסטרוקטיביסטית, ומשמעותה התמקדות בהבנה מעמיקה של החוויה האנושית כפי שהיא נתפסת מנקודת מבטם של המשתתפים. מבחינה תיאורטית, הערכה זו מעוגנת בתפיסה שלפיה המציאות היא הבניה חברתית התלויה במשמעות הסובייקטיבית שמעניקים לה בני האדם, ולפיכך מטרת המחקר האיכותני היא להבין את חוויית המשתתפים ואת המשמעות שהם מייחסים לה (Korstjens &amp; Moser, 2017). בשיטה זו החוקר משמש ככלי המחקר המרכזי, מפני שהוא גמיש דיו לקלוט את המורכבות ואת ההשתנות המתמדת המאפיינות את השדה החינוכי (Moser &amp; Korstjens, 2018). המחקר שואף לאסוף נתונים עשירים ותיאוריים במקום מדידות כמותיות והכללות סטטיסטיות, וכך לאפשר פרשנות כוללת של התהליכים החברתיים-רגשיים הנלמדים בכיתה.</w:t>
       </w:r>
     </w:p>
     <w:p>
@@ -9588,7 +9588,7 @@
           <w:szCs w:val="24"/>
           <w:rtl/>
         </w:rPr>
-        <w:t xml:space="preserve">יומן רפלקטיבי - יומן רפלקטיבי-אישי הוא כלי המאפשר לתעד ולבחון תהליכי חשיבה ומאפיינים מטא-קוגניטיביים של הלומד (גפר ובן-צבי, 2011). כתיבת היומן משמשת מרחב שבו המשתתף יכול להביא לידי ביטוי את התמודדותו עם אתגרים קוגניטיביים וחברתיים, והיא מסייעת בפיתוח לומד עצמאי המסוגל לבצע הערכה עצמית. במחקר זה ישמשו היומנים לביצוע "מיקרו-אנליזה" (ניתוח דק) של התפתחות התלמידים בכיתת התקשורת לאורך יישום התוכנית, ויאפשרו לעורך המחקר לזהות את האופן שבו הם מפנימים את המיומנויות החברתיות ואת המשמעות שהם מייחסים לתהליך הלמידה.</w:t>
+        <w:t xml:space="preserve">יומן רפלקטיבי - יומן רפלקטיבי-אישי הוא כלי המאפשר לתעד ולבחון תהליכי חשיבה ומאפיינים מטא-קוגניטיביים של הלומד (Alt et al., 2022). כתיבת היומן משמשת מרחב שבו המשתתף יכול להביא לידי ביטוי את התמודדותו עם אתגרים קוגניטיביים וחברתיים, והיא מסייעת בפיתוח לומד עצמאי המסוגל לבצע הערכה עצמית. במחקר זה ישמשו היומנים לביצוע "מיקרו-אנליזה" (ניתוח דק) של התפתחות התלמידים בכיתת התקשורת לאורך יישום התוכנית, ויאפשרו לעורך המחקר לזהות את האופן שבו הם מפנימים את המיומנויות החברתיות ואת המשמעות שהם מייחסים לתהליך הלמידה.</w:t>
       </w:r>
     </w:p>
     <w:p>
@@ -9631,7 +9631,7 @@
           <w:szCs w:val="24"/>
           <w:rtl/>
         </w:rPr>
-        <w:t xml:space="preserve">ייחודו של הראיון החצי-מובנה הוא בגמישות שהוא מאפשר: הוא מעניק למרואיינים אפשרות להעלות נושאים חדשים שלא תוכננו מראש, ובכך עוזר לגלות תובנות עמוקות שיכולות לחזק או לשנות את הנחות המחקר. מבחינה מחקרית, שיטה זו עוזרת לחוקר להבין קשרים מורכבים ומוסיפה עומק למידע הנאסף בשדה (צבר-בן יהושע, 2016; שקדי, 2011). במסגרת הראיונות ייעשה שימוש במדריך ריאיון המותאם לגיל התלמידים וליכולתם השפתית, הכולל שאלות כגון: "מה למדת בתוכנית על המעגלים השונים?" או "כיצד מה שלמדת עוזר לך בהפסקה, עם חברים?" (ראו נספח 1).</w:t>
+        <w:t xml:space="preserve">ייחודו של הראיון החצי-מובנה הוא בגמישות שהוא מאפשר: הוא מעניק למרואיינים אפשרות להעלות נושאים חדשים שלא תוכננו מראש, ובכך עוזר לגלות תובנות עמוקות שיכולות לחזק או לשנות את הנחות המחקר. מבחינה מחקרית, שיטה זו עוזרת לחוקר להבין קשרים מורכבים ומוסיפה עומק למידע הנאסף בשדה (DeJonckheere &amp; Vaughn, 2019). במסגרת הראיונות ייעשה שימוש במדריך ריאיון המותאם לגיל התלמידים וליכולתם השפתית, הכולל שאלות כגון: "מה למדת בתוכנית על המעגלים השונים?" או "כיצד מה שלמדת עוזר לך בהפסקה, עם חברים?" (ראו נספח 1).</w:t>
       </w:r>
     </w:p>
     <w:p>
@@ -10704,7 +10704,7 @@
           <w:szCs w:val="24"/>
           <w:rtl/>
         </w:rPr>
-        <w:t xml:space="preserve">בנבנישתי, ר. ופרידמן, ט. (עורכים). (2020). </w:t>
+        <w:t xml:space="preserve">גרומן, ת. וצוריאל, ד. (2022). הערכה דינמית של הבנה פתגמית אצל ילדים המאובחנים עם אוטיזם בתפקוד גבוה. </w:t>
       </w:r>
       <w:r>
         <w:rPr>
@@ -10715,7 +10715,7 @@
           <w:szCs w:val="24"/>
           <w:rtl/>
         </w:rPr>
-        <w:t xml:space="preserve">טיפוח למידה רגשית-חברתית במערכת החינוך: סיכום עבודתה של ועדת המומחים, תמונת מצב והמלצות</w:t>
+        <w:t xml:space="preserve">חוקרים@החינוך המיוחד</w:t>
       </w:r>
       <w:r>
         <w:rPr>
@@ -10724,56 +10724,35 @@
           <w:szCs w:val="24"/>
           <w:rtl/>
         </w:rPr>
-        <w:t xml:space="preserve">. יוזמה - מרכז לידע ולמחקר בחינוך, האקדמיה הלאומית הישראלית למדעים. </w:t>
+        <w:t xml:space="preserve">, </w:t>
       </w:r>
       <w:r>
         <w:rPr>
           <w:rFonts w:ascii="Times New Roman" w:hAnsi="Times New Roman" w:cs="David"/>
-          <w:sz w:val="24"/>
-          <w:szCs w:val="24"/>
-        </w:rPr>
-        <w:t xml:space="preserve">https://education.academy.ac.il/SystemFiles/22-9-20%20SEL%20all.pdf</w:t>
-      </w:r>
-    </w:p>
-    <w:p>
-      <w:pPr>
-        <w:spacing w:after="120" w:line="360" w:lineRule="auto"/>
-        <w:ind w:left="709" w:hanging="709"/>
-        <w:rPr>
-          <w:rFonts w:ascii="Times New Roman" w:hAnsi="Times New Roman" w:cs="David"/>
-          <w:sz w:val="24"/>
-          <w:szCs w:val="24"/>
-          <w:rtl/>
-        </w:rPr>
-      </w:pPr>
-      <w:r>
-        <w:rPr>
-          <w:rFonts w:ascii="Times New Roman" w:hAnsi="Times New Roman" w:cs="David"/>
-          <w:sz w:val="24"/>
-          <w:szCs w:val="24"/>
-          <w:rtl/>
-        </w:rPr>
-        <w:t xml:space="preserve">גפר, ר. ובן-צבי, ד. (2011). </w:t>
+          <w:i/>
+          <w:iCs/>
+          <w:sz w:val="24"/>
+          <w:szCs w:val="24"/>
+          <w:rtl/>
+        </w:rPr>
+        <w:t xml:space="preserve">2</w:t>
       </w:r>
       <w:r>
         <w:rPr>
           <w:rFonts w:ascii="Times New Roman" w:hAnsi="Times New Roman" w:cs="David"/>
-          <w:i/>
-          <w:iCs/>
-          <w:sz w:val="24"/>
-          <w:szCs w:val="24"/>
-          <w:rtl/>
-        </w:rPr>
-        <w:t xml:space="preserve">היבטים מטא-קוגניטיביים בכתיבת יומנים רפלקטיביים-אישיים בסביבת למידה שיתופית מתוגברת Wiki</w:t>
+          <w:sz w:val="24"/>
+          <w:szCs w:val="24"/>
+          <w:rtl/>
+        </w:rPr>
+        <w:t xml:space="preserve">, 145-179. </w:t>
       </w:r>
       <w:r>
         <w:rPr>
           <w:rFonts w:ascii="Times New Roman" w:hAnsi="Times New Roman" w:cs="David"/>
           <w:sz w:val="24"/>
           <w:szCs w:val="24"/>
-          <w:rtl/>
-        </w:rPr>
-        <w:t xml:space="preserve">. אוניברסיטת חיפה.</w:t>
+        </w:rPr>
+        <w:t xml:space="preserve">https://www.l-w.ac.il/articles/researchers-special-education/gilyonot-special-education/special-education-issue-2/</w:t>
       </w:r>
     </w:p>
     <w:p>
@@ -10872,88 +10851,6 @@
           <w:szCs w:val="24"/>
         </w:rPr>
         <w:t xml:space="preserve">https://www.l-w.ac.il/articles/researchers-special-education/gilyonot-special-education/special-education-issue-2/</w:t>
-      </w:r>
-    </w:p>
-    <w:p>
-      <w:pPr>
-        <w:spacing w:after="120" w:line="360" w:lineRule="auto"/>
-        <w:ind w:left="709" w:hanging="709"/>
-        <w:rPr>
-          <w:rFonts w:ascii="Times New Roman" w:hAnsi="Times New Roman" w:cs="David"/>
-          <w:sz w:val="24"/>
-          <w:szCs w:val="24"/>
-          <w:rtl/>
-        </w:rPr>
-      </w:pPr>
-      <w:r>
-        <w:rPr>
-          <w:rFonts w:ascii="Times New Roman" w:hAnsi="Times New Roman" w:cs="David"/>
-          <w:sz w:val="24"/>
-          <w:szCs w:val="24"/>
-          <w:rtl/>
-        </w:rPr>
-        <w:t xml:space="preserve">צבר-בן יהושע, נ. (עורכת). (2016). </w:t>
-      </w:r>
-      <w:r>
-        <w:rPr>
-          <w:rFonts w:ascii="Times New Roman" w:hAnsi="Times New Roman" w:cs="David"/>
-          <w:i/>
-          <w:iCs/>
-          <w:sz w:val="24"/>
-          <w:szCs w:val="24"/>
-          <w:rtl/>
-        </w:rPr>
-        <w:t xml:space="preserve">מסורות וזרמים במחקר האיכותני: תפיסות, אסטרטגיות וכלים מתקדמים</w:t>
-      </w:r>
-      <w:r>
-        <w:rPr>
-          <w:rFonts w:ascii="Times New Roman" w:hAnsi="Times New Roman" w:cs="David"/>
-          <w:sz w:val="24"/>
-          <w:szCs w:val="24"/>
-          <w:rtl/>
-        </w:rPr>
-        <w:t xml:space="preserve">. מכון מופ"ת.</w:t>
-      </w:r>
-    </w:p>
-    <w:p>
-      <w:pPr>
-        <w:spacing w:after="120" w:line="360" w:lineRule="auto"/>
-        <w:ind w:left="709" w:hanging="709"/>
-        <w:rPr>
-          <w:rFonts w:ascii="Times New Roman" w:hAnsi="Times New Roman" w:cs="David"/>
-          <w:sz w:val="24"/>
-          <w:szCs w:val="24"/>
-          <w:rtl/>
-        </w:rPr>
-      </w:pPr>
-      <w:r>
-        <w:rPr>
-          <w:rFonts w:ascii="Times New Roman" w:hAnsi="Times New Roman" w:cs="David"/>
-          <w:sz w:val="24"/>
-          <w:szCs w:val="24"/>
-          <w:rtl/>
-        </w:rPr>
-        <w:t xml:space="preserve">שקדי, א. (2011). </w:t>
-      </w:r>
-      <w:r>
-        <w:rPr>
-          <w:rFonts w:ascii="Times New Roman" w:hAnsi="Times New Roman" w:cs="David"/>
-          <w:i/>
-          <w:iCs/>
-          <w:sz w:val="24"/>
-          <w:szCs w:val="24"/>
-          <w:rtl/>
-        </w:rPr>
-        <w:t xml:space="preserve">המשמעות מאחורי המילים: מתודולוגיות במחקר איכותני - הלכה למעשה</w:t>
-      </w:r>
-      <w:r>
-        <w:rPr>
-          <w:rFonts w:ascii="Times New Roman" w:hAnsi="Times New Roman" w:cs="David"/>
-          <w:sz w:val="24"/>
-          <w:szCs w:val="24"/>
-          <w:rtl/>
-        </w:rPr>
-        <w:t xml:space="preserve">. רמות - אוניברסיטת תל אביב.</w:t>
       </w:r>
     </w:p>
     <w:p>
@@ -10974,7 +10871,7 @@
           <w:sz w:val="24"/>
           <w:szCs w:val="24"/>
         </w:rPr>
-        <w:t xml:space="preserve">Berard, N., Loutzenhiser, L., Sevigny, P. R., &amp; Alfano, D. P. (2017). Executive function, social emotional learning, and social competence in school-aged boys with autism spectrum disorder. </w:t>
+        <w:t xml:space="preserve">Alt, D., Raichel, N., &amp; Naamati-Schneider, L. (2022). Higher education students’ reflective journal writing and lifelong learning skills: Insights from an exploratory sequential study. </w:t>
       </w:r>
       <w:r>
         <w:rPr>
@@ -10984,7 +10881,7 @@
           <w:sz w:val="24"/>
           <w:szCs w:val="24"/>
         </w:rPr>
-        <w:t xml:space="preserve">Canadian Journal of School Psychology, 32</w:t>
+        <w:t xml:space="preserve">Frontiers in Psychology, 12</w:t>
       </w:r>
       <w:r>
         <w:rPr>
@@ -10992,7 +10889,7 @@
           <w:sz w:val="24"/>
           <w:szCs w:val="24"/>
         </w:rPr>
-        <w:t xml:space="preserve">(3-4), 265-281. https://doi.org/10.1177/0829573517707907</w:t>
+        <w:t xml:space="preserve">, 707168. https://doi.org/10.3389/fpsyg.2021.707168</w:t>
       </w:r>
     </w:p>
     <w:p>
@@ -11052,7 +10949,7 @@
           <w:sz w:val="24"/>
           <w:szCs w:val="24"/>
         </w:rPr>
-        <w:t xml:space="preserve">Hebron, J., &amp; Humphrey, N. (2014). Mental health difficulties among young people on the autistic spectrum in mainstream secondary schools: A comparative study. </w:t>
+        <w:t xml:space="preserve">Dean, M., Williams, J., Orlich, F., &amp; Kasari, C. (2020). Adolescents with autism spectrum disorder and social skills groups at school: A randomized trial comparing intervention environment and peer composition. </w:t>
       </w:r>
       <w:r>
         <w:rPr>
@@ -11062,7 +10959,7 @@
           <w:sz w:val="24"/>
           <w:szCs w:val="24"/>
         </w:rPr>
-        <w:t xml:space="preserve">Journal of Research in Special Educational Needs, 14</w:t>
+        <w:t xml:space="preserve">School Psychology Review, 49</w:t>
       </w:r>
       <w:r>
         <w:rPr>
@@ -11070,7 +10967,202 @@
           <w:sz w:val="24"/>
           <w:szCs w:val="24"/>
         </w:rPr>
-        <w:t xml:space="preserve">(1), 22-32.</w:t>
+        <w:t xml:space="preserve">(1), 60-73. https://doi.org/10.1080/2372966X.2020.1716636</w:t>
+      </w:r>
+    </w:p>
+    <w:p>
+      <w:pPr>
+        <w:bidi w:val="0"/>
+        <w:spacing w:after="120" w:line="360" w:lineRule="auto"/>
+        <w:ind w:left="709" w:hanging="709"/>
+        <w:jc w:val="left"/>
+        <w:rPr>
+          <w:rFonts w:ascii="Times New Roman" w:hAnsi="Times New Roman" w:cs="David"/>
+          <w:sz w:val="24"/>
+          <w:szCs w:val="24"/>
+        </w:rPr>
+      </w:pPr>
+      <w:r>
+        <w:rPr>
+          <w:rFonts w:ascii="Times New Roman" w:hAnsi="Times New Roman" w:cs="David"/>
+          <w:sz w:val="24"/>
+          <w:szCs w:val="24"/>
+        </w:rPr>
+        <w:t xml:space="preserve">DeJonckheere, M., &amp; Vaughn, L. M. (2019). Semistructured interviewing in primary care research: A balance of relationship and rigour. </w:t>
+      </w:r>
+      <w:r>
+        <w:rPr>
+          <w:rFonts w:ascii="Times New Roman" w:hAnsi="Times New Roman" w:cs="David"/>
+          <w:i/>
+          <w:iCs/>
+          <w:sz w:val="24"/>
+          <w:szCs w:val="24"/>
+        </w:rPr>
+        <w:t xml:space="preserve">Family Medicine and Community Health, 7</w:t>
+      </w:r>
+      <w:r>
+        <w:rPr>
+          <w:rFonts w:ascii="Times New Roman" w:hAnsi="Times New Roman" w:cs="David"/>
+          <w:sz w:val="24"/>
+          <w:szCs w:val="24"/>
+        </w:rPr>
+        <w:t xml:space="preserve">(2), e000057. https://doi.org/10.1136/fmch-2018-000057</w:t>
+      </w:r>
+    </w:p>
+    <w:p>
+      <w:pPr>
+        <w:bidi w:val="0"/>
+        <w:spacing w:after="120" w:line="360" w:lineRule="auto"/>
+        <w:ind w:left="709" w:hanging="709"/>
+        <w:jc w:val="left"/>
+        <w:rPr>
+          <w:rFonts w:ascii="Times New Roman" w:hAnsi="Times New Roman" w:cs="David"/>
+          <w:sz w:val="24"/>
+          <w:szCs w:val="24"/>
+        </w:rPr>
+      </w:pPr>
+      <w:r>
+        <w:rPr>
+          <w:rFonts w:ascii="Times New Roman" w:hAnsi="Times New Roman" w:cs="David"/>
+          <w:sz w:val="24"/>
+          <w:szCs w:val="24"/>
+        </w:rPr>
+        <w:t xml:space="preserve">Hillman, K., Dix, K., Ahmed, K., Lietz, P., Trevitt, J., O’Grady, E., Uljarević, M., Vivanti, G., &amp; Hedley, D. (2020). Interventions for anxiety in mainstream school-aged children with autism spectrum disorder: A systematic review. </w:t>
+      </w:r>
+      <w:r>
+        <w:rPr>
+          <w:rFonts w:ascii="Times New Roman" w:hAnsi="Times New Roman" w:cs="David"/>
+          <w:i/>
+          <w:iCs/>
+          <w:sz w:val="24"/>
+          <w:szCs w:val="24"/>
+        </w:rPr>
+        <w:t xml:space="preserve">Campbell Systematic Reviews, 16</w:t>
+      </w:r>
+      <w:r>
+        <w:rPr>
+          <w:rFonts w:ascii="Times New Roman" w:hAnsi="Times New Roman" w:cs="David"/>
+          <w:sz w:val="24"/>
+          <w:szCs w:val="24"/>
+        </w:rPr>
+        <w:t xml:space="preserve">(2), e1086. https://doi.org/10.1002/cl2.1086</w:t>
+      </w:r>
+    </w:p>
+    <w:p>
+      <w:pPr>
+        <w:bidi w:val="0"/>
+        <w:spacing w:after="120" w:line="360" w:lineRule="auto"/>
+        <w:ind w:left="709" w:hanging="709"/>
+        <w:jc w:val="left"/>
+        <w:rPr>
+          <w:rFonts w:ascii="Times New Roman" w:hAnsi="Times New Roman" w:cs="David"/>
+          <w:sz w:val="24"/>
+          <w:szCs w:val="24"/>
+        </w:rPr>
+      </w:pPr>
+      <w:r>
+        <w:rPr>
+          <w:rFonts w:ascii="Times New Roman" w:hAnsi="Times New Roman" w:cs="David"/>
+          <w:sz w:val="24"/>
+          <w:szCs w:val="24"/>
+        </w:rPr>
+        <w:t xml:space="preserve">Korstjens, I., &amp; Moser, A. (2017). Series: Practical guidance to qualitative research. Part 2: Context, research questions and designs. </w:t>
+      </w:r>
+      <w:r>
+        <w:rPr>
+          <w:rFonts w:ascii="Times New Roman" w:hAnsi="Times New Roman" w:cs="David"/>
+          <w:i/>
+          <w:iCs/>
+          <w:sz w:val="24"/>
+          <w:szCs w:val="24"/>
+        </w:rPr>
+        <w:t xml:space="preserve">European Journal of General Practice, 23</w:t>
+      </w:r>
+      <w:r>
+        <w:rPr>
+          <w:rFonts w:ascii="Times New Roman" w:hAnsi="Times New Roman" w:cs="David"/>
+          <w:sz w:val="24"/>
+          <w:szCs w:val="24"/>
+        </w:rPr>
+        <w:t xml:space="preserve">(1), 274-279. https://doi.org/10.1080/13814788.2017.1375090</w:t>
+      </w:r>
+    </w:p>
+    <w:p>
+      <w:pPr>
+        <w:bidi w:val="0"/>
+        <w:spacing w:after="120" w:line="360" w:lineRule="auto"/>
+        <w:ind w:left="709" w:hanging="709"/>
+        <w:jc w:val="left"/>
+        <w:rPr>
+          <w:rFonts w:ascii="Times New Roman" w:hAnsi="Times New Roman" w:cs="David"/>
+          <w:sz w:val="24"/>
+          <w:szCs w:val="24"/>
+        </w:rPr>
+      </w:pPr>
+      <w:r>
+        <w:rPr>
+          <w:rFonts w:ascii="Times New Roman" w:hAnsi="Times New Roman" w:cs="David"/>
+          <w:sz w:val="24"/>
+          <w:szCs w:val="24"/>
+        </w:rPr>
+        <w:t xml:space="preserve">Moser, A., &amp; Korstjens, I. (2018). Series: Practical guidance to qualitative research. Part 3: Sampling, data collection and analysis. </w:t>
+      </w:r>
+      <w:r>
+        <w:rPr>
+          <w:rFonts w:ascii="Times New Roman" w:hAnsi="Times New Roman" w:cs="David"/>
+          <w:i/>
+          <w:iCs/>
+          <w:sz w:val="24"/>
+          <w:szCs w:val="24"/>
+        </w:rPr>
+        <w:t xml:space="preserve">European Journal of General Practice, 24</w:t>
+      </w:r>
+      <w:r>
+        <w:rPr>
+          <w:rFonts w:ascii="Times New Roman" w:hAnsi="Times New Roman" w:cs="David"/>
+          <w:sz w:val="24"/>
+          <w:szCs w:val="24"/>
+        </w:rPr>
+        <w:t xml:space="preserve">(1), 9-18. https://doi.org/10.1080/13814788.2017.1375091</w:t>
+      </w:r>
+    </w:p>
+    <w:p>
+      <w:pPr>
+        <w:bidi w:val="0"/>
+        <w:spacing w:after="120" w:line="360" w:lineRule="auto"/>
+        <w:ind w:left="709" w:hanging="709"/>
+        <w:jc w:val="left"/>
+        <w:rPr>
+          <w:rFonts w:ascii="Times New Roman" w:hAnsi="Times New Roman" w:cs="David"/>
+          <w:sz w:val="24"/>
+          <w:szCs w:val="24"/>
+        </w:rPr>
+      </w:pPr>
+      <w:r>
+        <w:rPr>
+          <w:rFonts w:ascii="Times New Roman" w:hAnsi="Times New Roman" w:cs="David"/>
+          <w:sz w:val="24"/>
+          <w:szCs w:val="24"/>
+        </w:rPr>
+        <w:t xml:space="preserve">Pasqualotto, A., Mazzoni, N., Bentenuto, A., Mulè, A., Benso, F., &amp; Venuti, P. (2021). Effects of cognitive training programs on executive function in children and adolescents with autism spectrum disorder: A systematic review. </w:t>
+      </w:r>
+      <w:r>
+        <w:rPr>
+          <w:rFonts w:ascii="Times New Roman" w:hAnsi="Times New Roman" w:cs="David"/>
+          <w:i/>
+          <w:iCs/>
+          <w:sz w:val="24"/>
+          <w:szCs w:val="24"/>
+        </w:rPr>
+        <w:t xml:space="preserve">Brain Sciences, 11</w:t>
+      </w:r>
+      <w:r>
+        <w:rPr>
+          <w:rFonts w:ascii="Times New Roman" w:hAnsi="Times New Roman" w:cs="David"/>
+          <w:sz w:val="24"/>
+          <w:szCs w:val="24"/>
+        </w:rPr>
+        <w:t xml:space="preserve">(10), 1280. https://doi.org/10.3390/brainsci11101280</w:t>
       </w:r>
     </w:p>
     <w:p>
